--- a/downloads/documents/05 Materials/Unit 05/Slides/Slides 05.12 - Comparing the Same Item Across Stores Secondhand and Online.docx
+++ b/downloads/documents/05 Materials/Unit 05/Slides/Slides 05.12 - Comparing the Same Item Across Stores Secondhand and Online.docx
@@ -971,7 +971,7 @@
         <w:t xml:space="preserve"> </w:t>
       </w:r>
       <w:r>
-        <w:t xml:space="preserve">pile means Day 2 opens with 90 seconds on stitch density.</w:t>
+        <w:t xml:space="preserve">pile means Lesson 5.13 opens with 90 seconds on stitch density.</w:t>
       </w:r>
     </w:p>
     <w:p>

--- a/downloads/documents/05 Materials/Unit 05/Slides/Slides 05.12 - Comparing the Same Item Across Stores Secondhand and Online.docx
+++ b/downloads/documents/05 Materials/Unit 05/Slides/Slides 05.12 - Comparing the Same Item Across Stores Secondhand and Online.docx
@@ -6,9 +6,9 @@
       <w:pPr>
         <w:pStyle w:val="Heading1"/>
       </w:pPr>
-      <w:bookmarkStart w:id="20" w:name="X675cd9c9e70466296558ef4464036e22441d3c2"/>
-      <w:r>
-        <w:t xml:space="preserve">Slides 05.12: Comparing the Same Item Across Stores, Secondhand, and Online</w:t>
+      <w:bookmarkStart w:id="20" w:name="Xf250ba670cac4ffb4d838621b5d20f4d25695d7"/>
+      <w:r>
+        <w:t xml:space="preserve">Slides 5.12: Comparing the Same Item Across Stores, Secondhand, and Online</w:t>
       </w:r>
       <w:bookmarkEnd w:id="20"/>
     </w:p>

--- a/downloads/documents/05 Materials/Unit 05/Slides/Slides 05.12 - Comparing the Same Item Across Stores Secondhand and Online.docx
+++ b/downloads/documents/05 Materials/Unit 05/Slides/Slides 05.12 - Comparing the Same Item Across Stores Secondhand and Online.docx
@@ -17,7 +17,7 @@
         <w:pStyle w:val="FirstParagraph"/>
       </w:pPr>
       <w:r>
-        <w:t xml:space="preserve">Lesson 5.12, one day (day 132). Slides 1 to 12, labeled Day 1, are the lesson. Slides 13 to 18, labeled Day 2, are the eight-item poster task, which the lesson names as the grade 8 stretch and the extension for a longer period. All prices to be refreshed before teaching.</w:t>
+        <w:t xml:space="preserve">Lesson 5.12, one day (day 132). Slides 1 to 12, labeled Day 1, are the lesson. Slides 13 to 18, labeled Day 2, are the eight-item poster task. The lesson names that task as the grade 8 stretch and the extension for a longer period; it is not a second class day. All prices to be refreshed before teaching.</w:t>
       </w:r>
     </w:p>
     <w:p>
@@ -821,7 +821,7 @@
         <w:pStyle w:val="FirstParagraph"/>
       </w:pPr>
       <w:r>
-        <w:t xml:space="preserve">Notes: pass the shipping bag and the packing slip. Build the landed cost on the board from the real slip. Ask: the listing said $9.99. What did it cost to get one that fits?</w:t>
+        <w:t xml:space="preserve">Notes: pass the shipping bag and the packing slip. Build the real total cost (the landed cost) on the board from the real slip. Ask: the listing said $9.99. What did it cost to get one that fits?</w:t>
       </w:r>
     </w:p>
     <w:p>
@@ -896,10 +896,34 @@
     </w:p>
     <w:p>
       <w:pPr>
+        <w:numPr>
+          <w:ilvl w:val="0"/>
+          <w:numId w:val="1011"/>
+        </w:numPr>
+        <w:pStyle w:val="Compact"/>
+      </w:pPr>
+      <w:r>
+        <w:t xml:space="preserve">Then: the class buyer card, bottom of handout page 2. Underline her three limits: money, time, size.</w:t>
+      </w:r>
+    </w:p>
+    <w:p>
+      <w:pPr>
+        <w:numPr>
+          <w:ilvl w:val="0"/>
+          <w:numId w:val="1011"/>
+        </w:numPr>
+        <w:pStyle w:val="Compact"/>
+      </w:pPr>
+      <w:r>
+        <w:t xml:space="preserve">Pick one garment for her and write the five-line defense.</w:t>
+      </w:r>
+    </w:p>
+    <w:p>
+      <w:pPr>
         <w:pStyle w:val="FirstParagraph"/>
       </w:pPr>
       <w:r>
-        <w:t xml:space="preserve">Notes: Ask which garment scored best on stitch density and whether that matched its price. Usually it did not.</w:t>
+        <w:t xml:space="preserve">Notes: Ask which garment scored best on stitch density and whether that matched its price. Usually it did not. Then read the buyer card out loud and set the individual task; the five labeled lines are on the handout under the card.</w:t>
       </w:r>
     </w:p>
     <w:p>
@@ -993,7 +1017,7 @@
         <w:pStyle w:val="Compact"/>
       </w:pPr>
       <w:r>
-        <w:t xml:space="preserve">Yesterday you counted stitches per inch.</w:t>
+        <w:t xml:space="preserve">You counted stitches per inch.</w:t>
       </w:r>
     </w:p>
     <w:p>
